--- a/email/output_docx/chair/Invitation IUMRS-ICEM2026_Symp12_Chair_Anchalee Manonukul.docx
+++ b/email/output_docx/chair/Invitation IUMRS-ICEM2026_Symp12_Chair_Anchalee Manonukul.docx
@@ -1025,7 +1025,27 @@
           <w:sz w:val="24"/>
           <w:szCs w:val="24"/>
         </w:rPr>
-        <w:t>kindly extend this invitation and share conference information to colleagues.</w:t>
+        <w:t xml:space="preserve">kindly extend this invitation and share conference information </w:t>
+      </w:r>
+      <w:proofErr w:type="gramStart"/>
+      <w:r>
+        <w:rPr>
+          <w:rFonts w:ascii="Calibri" w:eastAsia="Times New Roman" w:hAnsi="Calibri" w:cs="Calibri"/>
+          <w:color w:val="222222"/>
+          <w:sz w:val="24"/>
+          <w:szCs w:val="24"/>
+        </w:rPr>
+        <w:t>to</w:t>
+      </w:r>
+      <w:proofErr w:type="gramEnd"/>
+      <w:r>
+        <w:rPr>
+          <w:rFonts w:ascii="Calibri" w:eastAsia="Times New Roman" w:hAnsi="Calibri" w:cs="Calibri"/>
+          <w:color w:val="222222"/>
+          <w:sz w:val="24"/>
+          <w:szCs w:val="24"/>
+        </w:rPr>
+        <w:t xml:space="preserve"> colleagues.</w:t>
       </w:r>
       <w:r>
         <w:rPr>
@@ -1383,8 +1403,19 @@
           <w:sz w:val="24"/>
           <w:szCs w:val="24"/>
         </w:rPr>
-        <w:t>Santi Maensiri</w:t>
-      </w:r>
+        <w:t xml:space="preserve">Santi </w:t>
+      </w:r>
+      <w:proofErr w:type="spellStart"/>
+      <w:r>
+        <w:rPr>
+          <w:rFonts w:ascii="Calibri" w:eastAsia="Times New Roman" w:hAnsi="Calibri" w:cs="Calibri"/>
+          <w:color w:val="222222"/>
+          <w:sz w:val="24"/>
+          <w:szCs w:val="24"/>
+        </w:rPr>
+        <w:t>Maensiri</w:t>
+      </w:r>
+      <w:proofErr w:type="spellEnd"/>
     </w:p>
     <w:p>
       <w:pPr>
@@ -1477,7 +1508,7 @@
       <w:headerReference w:type="default" r:id="rId10"/>
       <w:footerReference w:type="default" r:id="rId11"/>
       <w:pgSz w:w="12240" w:h="15840"/>
-      <w:pgMar w:top="2660" w:right="1440" w:bottom="1170" w:left="1440" w:header="708" w:footer="234" w:gutter="0"/>
+      <w:pgMar w:top="2660" w:right="1440" w:bottom="540" w:left="1440" w:header="708" w:footer="234" w:gutter="0"/>
       <w:cols w:space="708"/>
       <w:docGrid w:linePitch="360"/>
     </w:sectPr>
@@ -1589,7 +1620,7 @@
               <wp:lineTo x="7714" y="0"/>
             </wp:wrapPolygon>
           </wp:wrapTight>
-          <wp:docPr id="982452153" name="Picture 5"/>
+          <wp:docPr id="841127692" name="Picture 5"/>
           <wp:cNvGraphicFramePr>
             <a:graphicFrameLocks xmlns:a="http://schemas.openxmlformats.org/drawingml/2006/main" noChangeAspect="1"/>
           </wp:cNvGraphicFramePr>
